--- a/public/downloads/process-briefs/csw-prose-brief.docx
+++ b/public/downloads/process-briefs/csw-prose-brief.docx
@@ -93,7 +93,7 @@
           <w:i w:val="0"/>
           <w:sz w:val="22"/>
         </w:rPr>
-        <w:t>27 August 2026</w:t>
+        <w:t>28 August 2026</w:t>
       </w:r>
     </w:p>
     <w:p>
@@ -263,7 +263,7 @@
       </w:r>
     </w:p>
     <w:p>
-      <w:hyperlink r:id="rId9">
+      <w:hyperlink r:id="rId10">
         <w:r>
           <w:rPr>
             <w:rFonts w:ascii="Times New Roman" w:hAnsi="Times New Roman" w:eastAsia="Times New Roman"/>
@@ -290,7 +290,7 @@
           <w:i w:val="0"/>
           <w:sz w:val="22"/>
         </w:rPr>
-        <w:t>. The priority theme normally produces negotiated Agreed Conclusions. The review theme assesses implementation of an earlier outcome and does not normally create a second Agreed Conclusions text.</w:t>
+        <w:t>. For CSW71, the priority theme is accelerating gender equality and the empowerment of all women and girls in the context of the 2030 Agenda. The review theme is implementation of the CSW66 Agreed Conclusions on climate change, environment and disaster-risk reduction. The priority theme normally produces the negotiated Agreed Conclusions; the review theme does not create a second outcome text.</w:t>
       </w:r>
       <w:r>
         <w:rPr>
@@ -299,11 +299,11 @@
           <w:i/>
           <w:sz w:val="22"/>
         </w:rPr>
-        <w:t xml:space="preserve"> Status: Recurring CSW structure.</w:t>
+        <w:t xml:space="preserve"> Status: Official 2027 themes.</w:t>
       </w:r>
     </w:p>
     <w:p>
-      <w:hyperlink r:id="rId10">
+      <w:hyperlink r:id="rId11">
         <w:r>
           <w:rPr>
             <w:rFonts w:ascii="Times New Roman" w:hAnsi="Times New Roman" w:eastAsia="Times New Roman"/>
@@ -594,29 +594,6 @@
           <w:i w:val="0"/>
           <w:sz w:val="22"/>
         </w:rPr>
-        <w:t xml:space="preserve">Draft circulation and internal deadline — 2027-01-27 to 2027-01-29: </w:t>
-      </w:r>
-      <w:r>
-        <w:rPr>
-          <w:rFonts w:ascii="Times New Roman" w:hAnsi="Times New Roman" w:eastAsia="Times New Roman"/>
-          <w:b w:val="0"/>
-          <w:i w:val="0"/>
-          <w:sz w:val="22"/>
-        </w:rPr>
-        <w:t>In the documented 2025 Austrian cycle, the draft circulated on 27 January and comments were due on 29 January. The 2027 dates are not yet published. Status: recent cycle.</w:t>
-      </w:r>
-    </w:p>
-    <w:p>
-      <w:pPr>
-        <w:pStyle w:val="ListBullet"/>
-      </w:pPr>
-      <w:r>
-        <w:rPr>
-          <w:rFonts w:ascii="Times New Roman" w:hAnsi="Times New Roman" w:eastAsia="Times New Roman"/>
-          <w:b/>
-          <w:i w:val="0"/>
-          <w:sz w:val="22"/>
-        </w:rPr>
         <w:t xml:space="preserve">Youth recommendations — 2027-01-04 to 2027-01-17: </w:t>
       </w:r>
       <w:r>
@@ -663,52 +640,6 @@
           <w:i w:val="0"/>
           <w:sz w:val="22"/>
         </w:rPr>
-        <w:t xml:space="preserve">Draft markup window — 2027-01-27 to 2027-01-29: </w:t>
-      </w:r>
-      <w:r>
-        <w:rPr>
-          <w:rFonts w:ascii="Times New Roman" w:hAnsi="Times New Roman" w:eastAsia="Times New Roman"/>
-          <w:b w:val="0"/>
-          <w:i w:val="0"/>
-          <w:sz w:val="22"/>
-        </w:rPr>
-        <w:t>The 2025 Austrian record shows clause-specific UNYD wording prepared immediately after draft circulation. The equivalent 2027 window depends on receiving the current text. Status: recent cycle.</w:t>
-      </w:r>
-    </w:p>
-    <w:p>
-      <w:pPr>
-        <w:pStyle w:val="ListBullet"/>
-      </w:pPr>
-      <w:r>
-        <w:rPr>
-          <w:rFonts w:ascii="Times New Roman" w:hAnsi="Times New Roman" w:eastAsia="Times New Roman"/>
-          <w:b/>
-          <w:i w:val="0"/>
-          <w:sz w:val="22"/>
-        </w:rPr>
-        <w:t xml:space="preserve">National submission window — 2027-01-28 to 2027-01-29: </w:t>
-      </w:r>
-      <w:r>
-        <w:rPr>
-          <w:rFonts w:ascii="Times New Roman" w:hAnsi="Times New Roman" w:eastAsia="Times New Roman"/>
-          <w:b w:val="0"/>
-          <w:i w:val="0"/>
-          <w:sz w:val="22"/>
-        </w:rPr>
-        <w:t>Austrian UNYD wording was transmitted on 28 January 2025 for consideration in the national position. The 2027 internal route and deadline remain unknown. Status: recent cycle.</w:t>
-      </w:r>
-    </w:p>
-    <w:p>
-      <w:pPr>
-        <w:pStyle w:val="ListBullet"/>
-      </w:pPr>
-      <w:r>
-        <w:rPr>
-          <w:rFonts w:ascii="Times New Roman" w:hAnsi="Times New Roman" w:eastAsia="Times New Roman"/>
-          <w:b/>
-          <w:i w:val="0"/>
-          <w:sz w:val="22"/>
-        </w:rPr>
         <w:t xml:space="preserve">CSW Youth Forum · date TBC — 2027-03-07 to 2027-03-14: </w:t>
       </w:r>
       <w:r>
@@ -741,7 +672,97 @@
           <w:i w:val="0"/>
           <w:sz w:val="22"/>
         </w:rPr>
-        <w:t>Official provisional session dates. Status: official.</w:t>
+        <w:t>Official provisional session dates. Status: official provisional.</w:t>
+      </w:r>
+    </w:p>
+    <w:p>
+      <w:pPr>
+        <w:pStyle w:val="Heading2"/>
+      </w:pPr>
+      <w:r>
+        <w:t>2027 file watch</w:t>
+      </w:r>
+    </w:p>
+    <w:p>
+      <w:r>
+        <w:rPr>
+          <w:rFonts w:ascii="Times New Roman" w:hAnsi="Times New Roman" w:eastAsia="Times New Roman"/>
+          <w:b/>
+          <w:i w:val="0"/>
+          <w:sz w:val="22"/>
+        </w:rPr>
+        <w:t xml:space="preserve">Published: </w:t>
+      </w:r>
+      <w:r>
+        <w:rPr>
+          <w:rFonts w:ascii="Times New Roman" w:hAnsi="Times New Roman" w:eastAsia="Times New Roman"/>
+          <w:b w:val="0"/>
+          <w:i w:val="0"/>
+          <w:sz w:val="22"/>
+        </w:rPr>
+        <w:t>Official provisional dates and the CSW71 priority and review themes are public.</w:t>
+      </w:r>
+    </w:p>
+    <w:p>
+      <w:r>
+        <w:rPr>
+          <w:rFonts w:ascii="Times New Roman" w:hAnsi="Times New Roman" w:eastAsia="Times New Roman"/>
+          <w:b/>
+          <w:i w:val="0"/>
+          <w:sz w:val="22"/>
+        </w:rPr>
+        <w:t xml:space="preserve">Expected next: </w:t>
+      </w:r>
+      <w:r>
+        <w:rPr>
+          <w:rFonts w:ascii="Times New Roman" w:hAnsi="Times New Roman" w:eastAsia="Times New Roman"/>
+          <w:b w:val="0"/>
+          <w:i w:val="0"/>
+          <w:sz w:val="22"/>
+        </w:rPr>
+        <w:t>The CSW71 session page, Secretary-General reports, organization of work and zero draft of the Agreed Conclusions.</w:t>
+      </w:r>
+    </w:p>
+    <w:p>
+      <w:r>
+        <w:rPr>
+          <w:rFonts w:ascii="Times New Roman" w:hAnsi="Times New Roman" w:eastAsia="Times New Roman"/>
+          <w:b/>
+          <w:i w:val="0"/>
+          <w:sz w:val="22"/>
+        </w:rPr>
+        <w:t xml:space="preserve">Official page: </w:t>
+      </w:r>
+      <w:hyperlink r:id="rId9">
+        <w:r>
+          <w:rPr>
+            <w:rFonts w:ascii="Times New Roman" w:hAnsi="Times New Roman" w:eastAsia="Times New Roman"/>
+            <w:sz w:val="22"/>
+            <w:color w:val="0563C1"/>
+            <w:u w:val="single"/>
+          </w:rPr>
+          <w:t>CSW official hub</w:t>
+        </w:r>
+      </w:hyperlink>
+    </w:p>
+    <w:p>
+      <w:r>
+        <w:rPr>
+          <w:rFonts w:ascii="Times New Roman" w:hAnsi="Times New Roman" w:eastAsia="Times New Roman"/>
+          <w:b/>
+          <w:i w:val="0"/>
+          <w:sz w:val="22"/>
+        </w:rPr>
+        <w:t xml:space="preserve">Practical route: </w:t>
+      </w:r>
+      <w:r>
+        <w:rPr>
+          <w:rFonts w:ascii="Times New Roman" w:hAnsi="Times New Roman" w:eastAsia="Times New Roman"/>
+          <w:b w:val="0"/>
+          <w:i w:val="0"/>
+          <w:sz w:val="22"/>
+        </w:rPr>
+        <w:t>Ask the responsible national ministry or your country’s Permanent Mission in New York for the live draft and internal deadline.</w:t>
       </w:r>
     </w:p>
     <w:p>
@@ -791,7 +812,7 @@
           <w:i w:val="0"/>
           <w:sz w:val="22"/>
         </w:rPr>
-        <w:t>The annual priority theme and its draft Agreed Conclusions. The separate review theme assesses implementation of an earlier outcome and does not normally create a second negotiated text.</w:t>
+        <w:t>CSW71’s priority theme is accelerating gender equality and the empowerment of all women and girls in the context of the 2030 Agenda. Its review theme covers implementation of the CSW66 Agreed Conclusions on climate change, environment and disaster-risk reduction.</w:t>
       </w:r>
     </w:p>
     <w:p>
@@ -902,7 +923,7 @@
       <w:pPr>
         <w:pStyle w:val="ListBullet"/>
       </w:pPr>
-      <w:hyperlink r:id="rId11">
+      <w:hyperlink r:id="rId12">
         <w:r>
           <w:rPr>
             <w:rFonts w:ascii="Times New Roman" w:hAnsi="Times New Roman" w:eastAsia="Times New Roman"/>
@@ -927,7 +948,7 @@
       <w:pPr>
         <w:pStyle w:val="ListBullet"/>
       </w:pPr>
-      <w:hyperlink r:id="rId12">
+      <w:hyperlink r:id="rId13">
         <w:r>
           <w:rPr>
             <w:rFonts w:ascii="Times New Roman" w:hAnsi="Times New Roman" w:eastAsia="Times New Roman"/>
@@ -967,6 +988,40 @@
           <w:i w:val="0"/>
           <w:sz w:val="22"/>
         </w:rPr>
+        <w:t xml:space="preserve">Published for 2027 — </w:t>
+      </w:r>
+      <w:hyperlink r:id="rId10">
+        <w:r>
+          <w:rPr>
+            <w:rFonts w:ascii="Times New Roman" w:hAnsi="Times New Roman" w:eastAsia="Times New Roman"/>
+            <w:sz w:val="22"/>
+            <w:color w:val="0563C1"/>
+            <w:u w:val="single"/>
+          </w:rPr>
+          <w:t>CSW71 priority and review themes</w:t>
+        </w:r>
+      </w:hyperlink>
+      <w:r>
+        <w:rPr>
+          <w:rFonts w:ascii="Times New Roman" w:hAnsi="Times New Roman" w:eastAsia="Times New Roman"/>
+          <w:b w:val="0"/>
+          <w:i w:val="0"/>
+          <w:sz w:val="22"/>
+        </w:rPr>
+        <w:t>: The priority theme is the negotiated track; the review theme assesses implementation of the CSW66 Agreed Conclusions. The official programme of work is the authoritative source for both themes.</w:t>
+      </w:r>
+    </w:p>
+    <w:p>
+      <w:pPr>
+        <w:pStyle w:val="ListBullet"/>
+      </w:pPr>
+      <w:r>
+        <w:rPr>
+          <w:rFonts w:ascii="Times New Roman" w:hAnsi="Times New Roman" w:eastAsia="Times New Roman"/>
+          <w:b/>
+          <w:i w:val="0"/>
+          <w:sz w:val="22"/>
+        </w:rPr>
         <w:t xml:space="preserve">When the session page opens — </w:t>
       </w:r>
       <w:hyperlink r:id="rId9">
@@ -977,7 +1032,7 @@
             <w:color w:val="0563C1"/>
             <w:u w:val="single"/>
           </w:rPr>
-          <w:t>Priority theme, review theme and official documents</w:t>
+          <w:t>Official documents</w:t>
         </w:r>
       </w:hyperlink>
       <w:r>
@@ -987,7 +1042,7 @@
           <w:i w:val="0"/>
           <w:sz w:val="22"/>
         </w:rPr>
-        <w:t>: The priority theme normally drives the negotiated Agreed Conclusions. The review theme examines implementation of an earlier outcome. The documents page then adds the agenda, reports, organization of work and draft outcomes.</w:t>
+        <w:t>: The documents page adds the provisional agenda, Secretary-General reports, organization of work and draft outcomes. Use it to identify the exact current documents rather than relying on a previous session’s list.</w:t>
       </w:r>
     </w:p>
     <w:p>
@@ -1003,7 +1058,7 @@
         </w:rPr>
         <w:t xml:space="preserve">January–early February · recent cycles — </w:t>
       </w:r>
-      <w:hyperlink r:id="rId13">
+      <w:hyperlink r:id="rId14">
         <w:r>
           <w:rPr>
             <w:rFonts w:ascii="Times New Roman" w:hAnsi="Times New Roman" w:eastAsia="Times New Roman"/>
@@ -1069,7 +1124,7 @@
         </w:rPr>
         <w:t xml:space="preserve">February–March — </w:t>
       </w:r>
-      <w:hyperlink r:id="rId10">
+      <w:hyperlink r:id="rId11">
         <w:r>
           <w:rPr>
             <w:rFonts w:ascii="Times New Roman" w:hAnsi="Times New Roman" w:eastAsia="Times New Roman"/>
@@ -1103,7 +1158,7 @@
         </w:rPr>
         <w:t xml:space="preserve">Previous autumn–winter · check each cycle — </w:t>
       </w:r>
-      <w:hyperlink r:id="rId14">
+      <w:hyperlink r:id="rId15">
         <w:r>
           <w:rPr>
             <w:rFonts w:ascii="Times New Roman" w:hAnsi="Times New Roman" w:eastAsia="Times New Roman"/>
@@ -1203,7 +1258,7 @@
         </w:rPr>
         <w:t xml:space="preserve">During the session · programme-specific — </w:t>
       </w:r>
-      <w:hyperlink r:id="rId10">
+      <w:hyperlink r:id="rId11">
         <w:r>
           <w:rPr>
             <w:rFonts w:ascii="Times New Roman" w:hAnsi="Times New Roman" w:eastAsia="Times New Roman"/>
@@ -1237,7 +1292,7 @@
         </w:rPr>
         <w:t xml:space="preserve">At adoption — </w:t>
       </w:r>
-      <w:hyperlink r:id="rId15">
+      <w:hyperlink r:id="rId16">
         <w:r>
           <w:rPr>
             <w:rFonts w:ascii="Times New Roman" w:hAnsi="Times New Roman" w:eastAsia="Times New Roman"/>
@@ -1276,7 +1331,7 @@
         </w:rPr>
         <w:t xml:space="preserve">Policy / negotiation — </w:t>
       </w:r>
-      <w:hyperlink r:id="rId15">
+      <w:hyperlink r:id="rId16">
         <w:r>
           <w:rPr>
             <w:rFonts w:ascii="Times New Roman" w:hAnsi="Times New Roman" w:eastAsia="Times New Roman"/>
@@ -1336,7 +1391,7 @@
         </w:rPr>
         <w:t xml:space="preserve">Policy / negotiation — </w:t>
       </w:r>
-      <w:hyperlink r:id="rId14">
+      <w:hyperlink r:id="rId15">
         <w:r>
           <w:rPr>
             <w:rFonts w:ascii="Times New Roman" w:hAnsi="Times New Roman" w:eastAsia="Times New Roman"/>
@@ -1418,7 +1473,7 @@
         </w:rPr>
         <w:t xml:space="preserve">Session and registration enquiries — </w:t>
       </w:r>
-      <w:hyperlink r:id="rId16">
+      <w:hyperlink r:id="rId17">
         <w:r>
           <w:rPr>
             <w:rFonts w:ascii="Times New Roman" w:hAnsi="Times New Roman" w:eastAsia="Times New Roman"/>
@@ -1452,7 +1507,7 @@
         </w:rPr>
         <w:t xml:space="preserve">Austrian UN Youth Delegate · CSW participation and peer contact — </w:t>
       </w:r>
-      <w:hyperlink r:id="rId17">
+      <w:hyperlink r:id="rId18">
         <w:r>
           <w:rPr>
             <w:rFonts w:ascii="Times New Roman" w:hAnsi="Times New Roman" w:eastAsia="Times New Roman"/>
@@ -1494,7 +1549,7 @@
         </w:rPr>
         <w:t xml:space="preserve">General youth-affairs and meaningful-participation enquiries — </w:t>
       </w:r>
-      <w:hyperlink r:id="rId18">
+      <w:hyperlink r:id="rId19">
         <w:r>
           <w:rPr>
             <w:rFonts w:ascii="Times New Roman" w:hAnsi="Times New Roman" w:eastAsia="Times New Roman"/>
@@ -1528,7 +1583,7 @@
         </w:rPr>
         <w:t xml:space="preserve">UN Youth Delegate Programme and UN youth-system routing — </w:t>
       </w:r>
-      <w:hyperlink r:id="rId19">
+      <w:hyperlink r:id="rId20">
         <w:r>
           <w:rPr>
             <w:rFonts w:ascii="Times New Roman" w:hAnsi="Times New Roman" w:eastAsia="Times New Roman"/>
@@ -1562,7 +1617,7 @@
         </w:rPr>
         <w:t xml:space="preserve">Peer-run coordination mailbox for current UN Youth Delegates — </w:t>
       </w:r>
-      <w:hyperlink r:id="rId20">
+      <w:hyperlink r:id="rId21">
         <w:r>
           <w:rPr>
             <w:rFonts w:ascii="Times New Roman" w:hAnsi="Times New Roman" w:eastAsia="Times New Roman"/>
@@ -1602,7 +1657,7 @@
       <w:pPr>
         <w:pStyle w:val="ListBullet"/>
       </w:pPr>
-      <w:hyperlink r:id="rId21">
+      <w:hyperlink r:id="rId22">
         <w:r>
           <w:rPr>
             <w:rFonts w:ascii="Times New Roman" w:hAnsi="Times New Roman" w:eastAsia="Times New Roman"/>
@@ -1618,7 +1673,7 @@
       <w:pPr>
         <w:pStyle w:val="ListBullet"/>
       </w:pPr>
-      <w:hyperlink r:id="rId22">
+      <w:hyperlink r:id="rId23">
         <w:r>
           <w:rPr>
             <w:rFonts w:ascii="Times New Roman" w:hAnsi="Times New Roman" w:eastAsia="Times New Roman"/>

--- a/public/downloads/process-briefs/csw-prose-brief.docx
+++ b/public/downloads/process-briefs/csw-prose-brief.docx
@@ -93,7 +93,7 @@
           <w:i w:val="0"/>
           <w:sz w:val="22"/>
         </w:rPr>
-        <w:t>28 August 2026</w:t>
+        <w:t>29 August 2026</w:t>
       </w:r>
     </w:p>
     <w:p>
@@ -263,7 +263,7 @@
       </w:r>
     </w:p>
     <w:p>
-      <w:hyperlink r:id="rId10">
+      <w:hyperlink r:id="rId9">
         <w:r>
           <w:rPr>
             <w:rFonts w:ascii="Times New Roman" w:hAnsi="Times New Roman" w:eastAsia="Times New Roman"/>
@@ -290,7 +290,7 @@
           <w:i w:val="0"/>
           <w:sz w:val="22"/>
         </w:rPr>
-        <w:t>. For CSW71, the priority theme is accelerating gender equality and the empowerment of all women and girls in the context of the 2030 Agenda. The review theme is implementation of the CSW66 Agreed Conclusions on climate change, environment and disaster-risk reduction. The priority theme normally produces the negotiated Agreed Conclusions; the review theme does not create a second outcome text.</w:t>
+        <w:t>. The priority theme normally produces negotiated Agreed Conclusions. The review theme assesses implementation of an earlier outcome and does not normally create a second Agreed Conclusions text.</w:t>
       </w:r>
       <w:r>
         <w:rPr>
@@ -299,11 +299,11 @@
           <w:i/>
           <w:sz w:val="22"/>
         </w:rPr>
-        <w:t xml:space="preserve"> Status: Official 2027 themes.</w:t>
+        <w:t xml:space="preserve"> Status: Recurring CSW structure.</w:t>
       </w:r>
     </w:p>
     <w:p>
-      <w:hyperlink r:id="rId11">
+      <w:hyperlink r:id="rId10">
         <w:r>
           <w:rPr>
             <w:rFonts w:ascii="Times New Roman" w:hAnsi="Times New Roman" w:eastAsia="Times New Roman"/>
@@ -594,6 +594,29 @@
           <w:i w:val="0"/>
           <w:sz w:val="22"/>
         </w:rPr>
+        <w:t xml:space="preserve">Draft circulation and internal deadline — 2027-01-27 to 2027-01-29: </w:t>
+      </w:r>
+      <w:r>
+        <w:rPr>
+          <w:rFonts w:ascii="Times New Roman" w:hAnsi="Times New Roman" w:eastAsia="Times New Roman"/>
+          <w:b w:val="0"/>
+          <w:i w:val="0"/>
+          <w:sz w:val="22"/>
+        </w:rPr>
+        <w:t>In the documented 2025 Austrian cycle, the draft circulated on 27 January and comments were due on 29 January. The 2027 dates are not yet published. Status: recent cycle.</w:t>
+      </w:r>
+    </w:p>
+    <w:p>
+      <w:pPr>
+        <w:pStyle w:val="ListBullet"/>
+      </w:pPr>
+      <w:r>
+        <w:rPr>
+          <w:rFonts w:ascii="Times New Roman" w:hAnsi="Times New Roman" w:eastAsia="Times New Roman"/>
+          <w:b/>
+          <w:i w:val="0"/>
+          <w:sz w:val="22"/>
+        </w:rPr>
         <w:t xml:space="preserve">Youth recommendations — 2027-01-04 to 2027-01-17: </w:t>
       </w:r>
       <w:r>
@@ -640,6 +663,52 @@
           <w:i w:val="0"/>
           <w:sz w:val="22"/>
         </w:rPr>
+        <w:t xml:space="preserve">Draft markup window — 2027-01-27 to 2027-01-29: </w:t>
+      </w:r>
+      <w:r>
+        <w:rPr>
+          <w:rFonts w:ascii="Times New Roman" w:hAnsi="Times New Roman" w:eastAsia="Times New Roman"/>
+          <w:b w:val="0"/>
+          <w:i w:val="0"/>
+          <w:sz w:val="22"/>
+        </w:rPr>
+        <w:t>The 2025 Austrian record shows clause-specific UNYD wording prepared immediately after draft circulation. The equivalent 2027 window depends on receiving the current text. Status: recent cycle.</w:t>
+      </w:r>
+    </w:p>
+    <w:p>
+      <w:pPr>
+        <w:pStyle w:val="ListBullet"/>
+      </w:pPr>
+      <w:r>
+        <w:rPr>
+          <w:rFonts w:ascii="Times New Roman" w:hAnsi="Times New Roman" w:eastAsia="Times New Roman"/>
+          <w:b/>
+          <w:i w:val="0"/>
+          <w:sz w:val="22"/>
+        </w:rPr>
+        <w:t xml:space="preserve">National submission window — 2027-01-28 to 2027-01-29: </w:t>
+      </w:r>
+      <w:r>
+        <w:rPr>
+          <w:rFonts w:ascii="Times New Roman" w:hAnsi="Times New Roman" w:eastAsia="Times New Roman"/>
+          <w:b w:val="0"/>
+          <w:i w:val="0"/>
+          <w:sz w:val="22"/>
+        </w:rPr>
+        <w:t>Austrian UNYD wording was transmitted on 28 January 2025 for consideration in the national position. The 2027 internal route and deadline remain unknown. Status: recent cycle.</w:t>
+      </w:r>
+    </w:p>
+    <w:p>
+      <w:pPr>
+        <w:pStyle w:val="ListBullet"/>
+      </w:pPr>
+      <w:r>
+        <w:rPr>
+          <w:rFonts w:ascii="Times New Roman" w:hAnsi="Times New Roman" w:eastAsia="Times New Roman"/>
+          <w:b/>
+          <w:i w:val="0"/>
+          <w:sz w:val="22"/>
+        </w:rPr>
         <w:t xml:space="preserve">CSW Youth Forum · date TBC — 2027-03-07 to 2027-03-14: </w:t>
       </w:r>
       <w:r>
@@ -672,97 +741,7 @@
           <w:i w:val="0"/>
           <w:sz w:val="22"/>
         </w:rPr>
-        <w:t>Official provisional session dates. Status: official provisional.</w:t>
-      </w:r>
-    </w:p>
-    <w:p>
-      <w:pPr>
-        <w:pStyle w:val="Heading2"/>
-      </w:pPr>
-      <w:r>
-        <w:t>2027 file watch</w:t>
-      </w:r>
-    </w:p>
-    <w:p>
-      <w:r>
-        <w:rPr>
-          <w:rFonts w:ascii="Times New Roman" w:hAnsi="Times New Roman" w:eastAsia="Times New Roman"/>
-          <w:b/>
-          <w:i w:val="0"/>
-          <w:sz w:val="22"/>
-        </w:rPr>
-        <w:t xml:space="preserve">Published: </w:t>
-      </w:r>
-      <w:r>
-        <w:rPr>
-          <w:rFonts w:ascii="Times New Roman" w:hAnsi="Times New Roman" w:eastAsia="Times New Roman"/>
-          <w:b w:val="0"/>
-          <w:i w:val="0"/>
-          <w:sz w:val="22"/>
-        </w:rPr>
-        <w:t>Official provisional dates and the CSW71 priority and review themes are public.</w:t>
-      </w:r>
-    </w:p>
-    <w:p>
-      <w:r>
-        <w:rPr>
-          <w:rFonts w:ascii="Times New Roman" w:hAnsi="Times New Roman" w:eastAsia="Times New Roman"/>
-          <w:b/>
-          <w:i w:val="0"/>
-          <w:sz w:val="22"/>
-        </w:rPr>
-        <w:t xml:space="preserve">Expected next: </w:t>
-      </w:r>
-      <w:r>
-        <w:rPr>
-          <w:rFonts w:ascii="Times New Roman" w:hAnsi="Times New Roman" w:eastAsia="Times New Roman"/>
-          <w:b w:val="0"/>
-          <w:i w:val="0"/>
-          <w:sz w:val="22"/>
-        </w:rPr>
-        <w:t>The CSW71 session page, Secretary-General reports, organization of work and zero draft of the Agreed Conclusions.</w:t>
-      </w:r>
-    </w:p>
-    <w:p>
-      <w:r>
-        <w:rPr>
-          <w:rFonts w:ascii="Times New Roman" w:hAnsi="Times New Roman" w:eastAsia="Times New Roman"/>
-          <w:b/>
-          <w:i w:val="0"/>
-          <w:sz w:val="22"/>
-        </w:rPr>
-        <w:t xml:space="preserve">Official page: </w:t>
-      </w:r>
-      <w:hyperlink r:id="rId9">
-        <w:r>
-          <w:rPr>
-            <w:rFonts w:ascii="Times New Roman" w:hAnsi="Times New Roman" w:eastAsia="Times New Roman"/>
-            <w:sz w:val="22"/>
-            <w:color w:val="0563C1"/>
-            <w:u w:val="single"/>
-          </w:rPr>
-          <w:t>CSW official hub</w:t>
-        </w:r>
-      </w:hyperlink>
-    </w:p>
-    <w:p>
-      <w:r>
-        <w:rPr>
-          <w:rFonts w:ascii="Times New Roman" w:hAnsi="Times New Roman" w:eastAsia="Times New Roman"/>
-          <w:b/>
-          <w:i w:val="0"/>
-          <w:sz w:val="22"/>
-        </w:rPr>
-        <w:t xml:space="preserve">Practical route: </w:t>
-      </w:r>
-      <w:r>
-        <w:rPr>
-          <w:rFonts w:ascii="Times New Roman" w:hAnsi="Times New Roman" w:eastAsia="Times New Roman"/>
-          <w:b w:val="0"/>
-          <w:i w:val="0"/>
-          <w:sz w:val="22"/>
-        </w:rPr>
-        <w:t>Ask the responsible national ministry or your country’s Permanent Mission in New York for the live draft and internal deadline.</w:t>
+        <w:t>Official provisional session dates. Status: official.</w:t>
       </w:r>
     </w:p>
     <w:p>
@@ -812,7 +791,7 @@
           <w:i w:val="0"/>
           <w:sz w:val="22"/>
         </w:rPr>
-        <w:t>CSW71’s priority theme is accelerating gender equality and the empowerment of all women and girls in the context of the 2030 Agenda. Its review theme covers implementation of the CSW66 Agreed Conclusions on climate change, environment and disaster-risk reduction.</w:t>
+        <w:t>The annual priority theme and its draft Agreed Conclusions. The separate review theme assesses implementation of an earlier outcome and does not normally create a second negotiated text.</w:t>
       </w:r>
     </w:p>
     <w:p>
@@ -923,7 +902,7 @@
       <w:pPr>
         <w:pStyle w:val="ListBullet"/>
       </w:pPr>
-      <w:hyperlink r:id="rId12">
+      <w:hyperlink r:id="rId11">
         <w:r>
           <w:rPr>
             <w:rFonts w:ascii="Times New Roman" w:hAnsi="Times New Roman" w:eastAsia="Times New Roman"/>
@@ -948,7 +927,7 @@
       <w:pPr>
         <w:pStyle w:val="ListBullet"/>
       </w:pPr>
-      <w:hyperlink r:id="rId13">
+      <w:hyperlink r:id="rId12">
         <w:r>
           <w:rPr>
             <w:rFonts w:ascii="Times New Roman" w:hAnsi="Times New Roman" w:eastAsia="Times New Roman"/>
@@ -988,40 +967,6 @@
           <w:i w:val="0"/>
           <w:sz w:val="22"/>
         </w:rPr>
-        <w:t xml:space="preserve">Published for 2027 — </w:t>
-      </w:r>
-      <w:hyperlink r:id="rId10">
-        <w:r>
-          <w:rPr>
-            <w:rFonts w:ascii="Times New Roman" w:hAnsi="Times New Roman" w:eastAsia="Times New Roman"/>
-            <w:sz w:val="22"/>
-            <w:color w:val="0563C1"/>
-            <w:u w:val="single"/>
-          </w:rPr>
-          <w:t>CSW71 priority and review themes</w:t>
-        </w:r>
-      </w:hyperlink>
-      <w:r>
-        <w:rPr>
-          <w:rFonts w:ascii="Times New Roman" w:hAnsi="Times New Roman" w:eastAsia="Times New Roman"/>
-          <w:b w:val="0"/>
-          <w:i w:val="0"/>
-          <w:sz w:val="22"/>
-        </w:rPr>
-        <w:t>: The priority theme is the negotiated track; the review theme assesses implementation of the CSW66 Agreed Conclusions. The official programme of work is the authoritative source for both themes.</w:t>
-      </w:r>
-    </w:p>
-    <w:p>
-      <w:pPr>
-        <w:pStyle w:val="ListBullet"/>
-      </w:pPr>
-      <w:r>
-        <w:rPr>
-          <w:rFonts w:ascii="Times New Roman" w:hAnsi="Times New Roman" w:eastAsia="Times New Roman"/>
-          <w:b/>
-          <w:i w:val="0"/>
-          <w:sz w:val="22"/>
-        </w:rPr>
         <w:t xml:space="preserve">When the session page opens — </w:t>
       </w:r>
       <w:hyperlink r:id="rId9">
@@ -1032,7 +977,7 @@
             <w:color w:val="0563C1"/>
             <w:u w:val="single"/>
           </w:rPr>
-          <w:t>Official documents</w:t>
+          <w:t>Priority theme, review theme and official documents</w:t>
         </w:r>
       </w:hyperlink>
       <w:r>
@@ -1042,7 +987,7 @@
           <w:i w:val="0"/>
           <w:sz w:val="22"/>
         </w:rPr>
-        <w:t>: The documents page adds the provisional agenda, Secretary-General reports, organization of work and draft outcomes. Use it to identify the exact current documents rather than relying on a previous session’s list.</w:t>
+        <w:t>: The priority theme normally drives the negotiated Agreed Conclusions. The review theme examines implementation of an earlier outcome. The documents page then adds the agenda, reports, organization of work and draft outcomes.</w:t>
       </w:r>
     </w:p>
     <w:p>
@@ -1058,7 +1003,7 @@
         </w:rPr>
         <w:t xml:space="preserve">January–early February · recent cycles — </w:t>
       </w:r>
-      <w:hyperlink r:id="rId14">
+      <w:hyperlink r:id="rId13">
         <w:r>
           <w:rPr>
             <w:rFonts w:ascii="Times New Roman" w:hAnsi="Times New Roman" w:eastAsia="Times New Roman"/>
@@ -1124,7 +1069,7 @@
         </w:rPr>
         <w:t xml:space="preserve">February–March — </w:t>
       </w:r>
-      <w:hyperlink r:id="rId11">
+      <w:hyperlink r:id="rId10">
         <w:r>
           <w:rPr>
             <w:rFonts w:ascii="Times New Roman" w:hAnsi="Times New Roman" w:eastAsia="Times New Roman"/>
@@ -1158,7 +1103,7 @@
         </w:rPr>
         <w:t xml:space="preserve">Previous autumn–winter · check each cycle — </w:t>
       </w:r>
-      <w:hyperlink r:id="rId15">
+      <w:hyperlink r:id="rId14">
         <w:r>
           <w:rPr>
             <w:rFonts w:ascii="Times New Roman" w:hAnsi="Times New Roman" w:eastAsia="Times New Roman"/>
@@ -1258,7 +1203,7 @@
         </w:rPr>
         <w:t xml:space="preserve">During the session · programme-specific — </w:t>
       </w:r>
-      <w:hyperlink r:id="rId11">
+      <w:hyperlink r:id="rId10">
         <w:r>
           <w:rPr>
             <w:rFonts w:ascii="Times New Roman" w:hAnsi="Times New Roman" w:eastAsia="Times New Roman"/>
@@ -1292,7 +1237,7 @@
         </w:rPr>
         <w:t xml:space="preserve">At adoption — </w:t>
       </w:r>
-      <w:hyperlink r:id="rId16">
+      <w:hyperlink r:id="rId15">
         <w:r>
           <w:rPr>
             <w:rFonts w:ascii="Times New Roman" w:hAnsi="Times New Roman" w:eastAsia="Times New Roman"/>
@@ -1331,7 +1276,7 @@
         </w:rPr>
         <w:t xml:space="preserve">Policy / negotiation — </w:t>
       </w:r>
-      <w:hyperlink r:id="rId16">
+      <w:hyperlink r:id="rId15">
         <w:r>
           <w:rPr>
             <w:rFonts w:ascii="Times New Roman" w:hAnsi="Times New Roman" w:eastAsia="Times New Roman"/>
@@ -1391,7 +1336,7 @@
         </w:rPr>
         <w:t xml:space="preserve">Policy / negotiation — </w:t>
       </w:r>
-      <w:hyperlink r:id="rId15">
+      <w:hyperlink r:id="rId14">
         <w:r>
           <w:rPr>
             <w:rFonts w:ascii="Times New Roman" w:hAnsi="Times New Roman" w:eastAsia="Times New Roman"/>
@@ -1473,7 +1418,7 @@
         </w:rPr>
         <w:t xml:space="preserve">Session and registration enquiries — </w:t>
       </w:r>
-      <w:hyperlink r:id="rId17">
+      <w:hyperlink r:id="rId16">
         <w:r>
           <w:rPr>
             <w:rFonts w:ascii="Times New Roman" w:hAnsi="Times New Roman" w:eastAsia="Times New Roman"/>
@@ -1507,7 +1452,7 @@
         </w:rPr>
         <w:t xml:space="preserve">Austrian UN Youth Delegate · CSW participation and peer contact — </w:t>
       </w:r>
-      <w:hyperlink r:id="rId18">
+      <w:hyperlink r:id="rId17">
         <w:r>
           <w:rPr>
             <w:rFonts w:ascii="Times New Roman" w:hAnsi="Times New Roman" w:eastAsia="Times New Roman"/>
@@ -1549,7 +1494,7 @@
         </w:rPr>
         <w:t xml:space="preserve">General youth-affairs and meaningful-participation enquiries — </w:t>
       </w:r>
-      <w:hyperlink r:id="rId19">
+      <w:hyperlink r:id="rId18">
         <w:r>
           <w:rPr>
             <w:rFonts w:ascii="Times New Roman" w:hAnsi="Times New Roman" w:eastAsia="Times New Roman"/>
@@ -1583,7 +1528,7 @@
         </w:rPr>
         <w:t xml:space="preserve">UN Youth Delegate Programme and UN youth-system routing — </w:t>
       </w:r>
-      <w:hyperlink r:id="rId20">
+      <w:hyperlink r:id="rId19">
         <w:r>
           <w:rPr>
             <w:rFonts w:ascii="Times New Roman" w:hAnsi="Times New Roman" w:eastAsia="Times New Roman"/>
@@ -1617,7 +1562,7 @@
         </w:rPr>
         <w:t xml:space="preserve">Peer-run coordination mailbox for current UN Youth Delegates — </w:t>
       </w:r>
-      <w:hyperlink r:id="rId21">
+      <w:hyperlink r:id="rId20">
         <w:r>
           <w:rPr>
             <w:rFonts w:ascii="Times New Roman" w:hAnsi="Times New Roman" w:eastAsia="Times New Roman"/>
@@ -1657,7 +1602,7 @@
       <w:pPr>
         <w:pStyle w:val="ListBullet"/>
       </w:pPr>
-      <w:hyperlink r:id="rId22">
+      <w:hyperlink r:id="rId21">
         <w:r>
           <w:rPr>
             <w:rFonts w:ascii="Times New Roman" w:hAnsi="Times New Roman" w:eastAsia="Times New Roman"/>
@@ -1673,7 +1618,7 @@
       <w:pPr>
         <w:pStyle w:val="ListBullet"/>
       </w:pPr>
-      <w:hyperlink r:id="rId23">
+      <w:hyperlink r:id="rId22">
         <w:r>
           <w:rPr>
             <w:rFonts w:ascii="Times New Roman" w:hAnsi="Times New Roman" w:eastAsia="Times New Roman"/>
